--- a/docs/比赛提交/exports/02_作品设计实现方案.docx
+++ b/docs/比赛提交/exports/02_作品设计实现方案.docx
@@ -9997,7 +9997,7 @@
           <w:sz w:val="24"/>
           <w:szCs w:val="24"/>
         </w:rPr>
-        <w:t xml:space="preserve">本文数字口径统一为 2026-09-03 仓库实测（v1.3.4）。测试数据切片与完整输入输出示例见本资料包《05_测试数据说明》与 `测试数据/` 目录；单元测试用例详见《03_单元测试用例说明》。</w:t>
+        <w:t xml:space="preserve">本文数字口径统一为 2026-09-03 仓库实测（v1.4.0，代码与 v1.3.4 一致）。测试数据切片与完整输入输出示例见本资料包《05_测试数据说明》与 `测试数据/` 目录；单元测试用例详见《03_单元测试用例说明》。</w:t>
       </w:r>
     </w:p>
     <w:sectPr>

--- a/docs/比赛提交/exports/02_作品设计实现方案.docx
+++ b/docs/比赛提交/exports/02_作品设计实现方案.docx
@@ -1573,7 +1573,7 @@
           <w:sz w:val="24"/>
           <w:szCs w:val="24"/>
         </w:rPr>
-        <w:t xml:space="preserve">大模型为教育内容的按需生成提供了可能，但在垂直领域技能培训中存在三大痼疾：</w:t>
+        <w:t>大模型为教育内容的按需生成提供了可能，但在垂直领域技能培训中存在三个突出问题：</w:t>
       </w:r>
     </w:p>
     <w:tbl>
@@ -1819,7 +1819,7 @@
                 <w:sz w:val="20"/>
                 <w:szCs w:val="20"/>
               </w:rPr>
-              <w:t xml:space="preserve">放开限制迎合学情则失准，严格限制保准则失去个性</w:t>
+              <w:t>放开限制迁就学情则失准，守住专业性则失去个性</w:t>
             </w:r>
           </w:p>
         </w:tc>
@@ -5253,7 +5253,7 @@
           <w:sz w:val="24"/>
           <w:szCs w:val="24"/>
         </w:rPr>
-        <w:t xml:space="preserve">系统提示词 9 套（</w:t>
+        <w:t>系统提示词 11 个文件（data/prompts/：00 共享契约 + 01–08 主链 8 套 + 独立裁判 2）</w:t>
       </w:r>
       <w:r>
         <w:rPr>
@@ -5262,16 +5262,15 @@
           <w:sz w:val="22"/>
           <w:szCs w:val="22"/>
         </w:rPr>
-        <w:t xml:space="preserve">data/prompts/</w:t>
-      </w:r>
-      <w:r>
-        <w:rPr>
-          <w:rFonts w:ascii="Times New Roman" w:eastAsia="SimSun"/>
-          <w:color w:val="000000"/>
-          <w:sz w:val="24"/>
-          <w:szCs w:val="24"/>
-        </w:rPr>
-        <w:t xml:space="preserve">：00 共享契约 + 01–08 主链 + 2 裁判），提示词契约由 </w:t>
+      </w:r>
+      <w:r>
+        <w:rPr>
+          <w:rFonts w:ascii="Times New Roman" w:eastAsia="SimSun"/>
+          <w:color w:val="000000"/>
+          <w:sz w:val="24"/>
+          <w:szCs w:val="24"/>
+        </w:rPr>
+        <w:t xml:space="preserve">，提示词契约由 </w:t>
       </w:r>
       <w:r>
         <w:rPr>
@@ -7590,7 +7589,7 @@
                 <w:sz w:val="20"/>
                 <w:szCs w:val="20"/>
               </w:rPr>
-              <w:t xml:space="preserve">（2/83）✅</w:t>
+              <w:t>（2/83）</w:t>
             </w:r>
           </w:p>
         </w:tc>
@@ -7736,7 +7735,7 @@
                 <w:sz w:val="20"/>
                 <w:szCs w:val="20"/>
               </w:rPr>
-              <w:t xml:space="preserve">（78/83）✅</w:t>
+              <w:t>（78/83）</w:t>
             </w:r>
           </w:p>
         </w:tc>
@@ -7882,7 +7881,7 @@
                 <w:sz w:val="20"/>
                 <w:szCs w:val="20"/>
               </w:rPr>
-              <w:t xml:space="preserve">（33/33）✅</w:t>
+              <w:t>（33/33）</w:t>
             </w:r>
           </w:p>
         </w:tc>
@@ -9023,7 +9022,7 @@
                 <w:sz w:val="20"/>
                 <w:szCs w:val="20"/>
               </w:rPr>
-              <w:t xml:space="preserve">双路代码审查 + 深度安全扫描：自有源码无高危</w:t>
+              <w:t>双路代码审查 + 安全扫描：自有源码无高危</w:t>
             </w:r>
           </w:p>
         </w:tc>
@@ -9906,7 +9905,7 @@
           <w:sz w:val="24"/>
           <w:szCs w:val="24"/>
         </w:rPr>
-        <w:t xml:space="preserve">：完整性（全流程闭环系统可部署运行）｜创新性（多 Agent 博弈抗幻觉 + 图谱事实底座 + 独立裁判）｜体验（调度过程可视化、SSE 真实进度、文风契约）｜实用价值（≥3 组画像 ×10、三指标全达标、测试用例 1366 组远超 50 组下限）。</w:t>
+        <w:t>：完整性（全流程闭环系统可部署运行）｜创新性（多 Agent 博弈抗幻觉 + 图谱事实底座 + 独立裁判）｜体验（调度过程可视化、SSE 真实进度、文风契约）｜实用价值（10 组差异化画像实测、三指标全达标、1366 项测试——评分细则下限为 50 组）。</w:t>
       </w:r>
     </w:p>
     <w:p>
